--- a/Casanova Weekly Newsletter Strategy.docx
+++ b/Casanova Weekly Newsletter Strategy.docx
@@ -47,7 +47,7 @@
           <w:sz w:val="22"/>
           <w:szCs w:val="22"/>
         </w:rPr>
-        <w:t xml:space="preserve">A must-read in a crowded space — opinion and access, not just aggregation</w:t>
+        <w:t xml:space="preserve">Access, not aggregation — the information readers think they need money to get, delivered like a battle cry, not a report</w:t>
       </w:r>
     </w:p>
     <w:p>
@@ -615,7 +615,58 @@
           <w:sz w:val="30"/>
           <w:szCs w:val="30"/>
         </w:rPr>
-        <w:t xml:space="preserve">2. Positioning</w:t>
+        <w:t xml:space="preserve">2. Positioning — the Mission and the Strategy</w:t>
+      </w:r>
+    </w:p>
+    <w:p>
+      <w:pPr>
+        <w:pStyle w:val="Heading2"/>
+        <w:spacing w:after="100" w:before="260"/>
+      </w:pPr>
+      <w:r>
+        <w:rPr>
+          <w:rFonts w:ascii="Georgia" w:cs="Georgia" w:eastAsia="Georgia" w:hAnsi="Georgia"/>
+          <w:b/>
+          <w:bCs/>
+          <w:color w:val="8B1A1A"/>
+          <w:sz w:val="23"/>
+          <w:szCs w:val="23"/>
+        </w:rPr>
+        <w:t xml:space="preserve">The core value proposition</w:t>
+      </w:r>
+    </w:p>
+    <w:p>
+      <w:pPr>
+        <w:pStyle w:val="Heading2"/>
+        <w:spacing w:after="100" w:before="260"/>
+      </w:pPr>
+      <w:r>
+        <w:rPr>
+          <w:rFonts w:ascii="Georgia" w:cs="Georgia" w:eastAsia="Georgia" w:hAnsi="Georgia"/>
+          <w:b/>
+          <w:bCs/>
+          <w:color w:val="8B1A1A"/>
+          <w:sz w:val="23"/>
+          <w:szCs w:val="23"/>
+        </w:rPr>
+        <w:t xml:space="preserve">The mission, in the reader's voice</w:t>
+      </w:r>
+    </w:p>
+    <w:p>
+      <w:pPr>
+        <w:pStyle w:val="Heading2"/>
+        <w:spacing w:after="100" w:before="260"/>
+      </w:pPr>
+      <w:r>
+        <w:rPr>
+          <w:rFonts w:ascii="Georgia" w:cs="Georgia" w:eastAsia="Georgia" w:hAnsi="Georgia"/>
+          <w:b/>
+          <w:bCs/>
+          <w:color w:val="8B1A1A"/>
+          <w:sz w:val="23"/>
+          <w:szCs w:val="23"/>
+        </w:rPr>
+        <w:t xml:space="preserve">The competitive strategy underneath (why this works)</w:t>
       </w:r>
     </w:p>
     <w:p>
@@ -692,7 +743,7 @@
           <w:sz w:val="30"/>
           <w:szCs w:val="30"/>
         </w:rPr>
-        <w:t xml:space="preserve">3. Four Recurring Sections — the Franchise</w:t>
+        <w:t xml:space="preserve">3. Six Recurring Sections — the Franchise</w:t>
       </w:r>
     </w:p>
     <w:p>
@@ -744,6 +795,40 @@
           <w:szCs w:val="23"/>
         </w:rPr>
         <w:t xml:space="preserve">The Regulatory Watch</w:t>
+      </w:r>
+    </w:p>
+    <w:p>
+      <w:pPr>
+        <w:pStyle w:val="Heading2"/>
+        <w:spacing w:after="100" w:before="260"/>
+      </w:pPr>
+      <w:r>
+        <w:rPr>
+          <w:rFonts w:ascii="Georgia" w:cs="Georgia" w:eastAsia="Georgia" w:hAnsi="Georgia"/>
+          <w:b/>
+          <w:bCs/>
+          <w:color w:val="8B1A1A"/>
+          <w:sz w:val="23"/>
+          <w:szCs w:val="23"/>
+        </w:rPr>
+        <w:t xml:space="preserve">One of Us — new</w:t>
+      </w:r>
+    </w:p>
+    <w:p>
+      <w:pPr>
+        <w:pStyle w:val="Heading2"/>
+        <w:spacing w:after="100" w:before="260"/>
+      </w:pPr>
+      <w:r>
+        <w:rPr>
+          <w:rFonts w:ascii="Georgia" w:cs="Georgia" w:eastAsia="Georgia" w:hAnsi="Georgia"/>
+          <w:b/>
+          <w:bCs/>
+          <w:color w:val="8B1A1A"/>
+          <w:sz w:val="23"/>
+          <w:szCs w:val="23"/>
+        </w:rPr>
+        <w:t xml:space="preserve">Bring This to Your Circle — new</w:t>
       </w:r>
     </w:p>
     <w:p>
@@ -1187,90 +1272,6 @@
     </w:p>
     <w:p>
       <w:pPr>
-        <w:pStyle w:val="Heading1"/>
-        <w:pBdr>
-          <w:bottom w:val="single" w:color="1A1A1A" w:sz="6" w:space="4"/>
-        </w:pBdr>
-        <w:spacing w:after="200" w:before="400"/>
-      </w:pPr>
-      <w:r>
-        <w:rPr>
-          <w:rFonts w:ascii="Georgia" w:cs="Georgia" w:eastAsia="Georgia" w:hAnsi="Georgia"/>
-          <w:b/>
-          <w:bCs/>
-          <w:color w:val="1A1A1A"/>
-          <w:sz w:val="30"/>
-          <w:szCs w:val="30"/>
-        </w:rPr>
-        <w:t xml:space="preserve">6. Sample Issue #1 — Ready to Adapt</w:t>
-      </w:r>
-    </w:p>
-    <w:p>
-      <w:pPr>
-        <w:spacing w:after="60" w:before="180"/>
-      </w:pPr>
-      <w:r>
-        <w:rPr>
-          <w:rFonts w:ascii="Courier New" w:cs="Courier New" w:eastAsia="Courier New" w:hAnsi="Courier New"/>
-          <w:b/>
-          <w:bCs/>
-          <w:color w:val="1A1A1A"/>
-          <w:sz w:val="20"/>
-          <w:szCs w:val="20"/>
-        </w:rPr>
-        <w:t xml:space="preserve">THE VERDICT: Peptide Stacks (BPC-157 + TB-500)</w:t>
-      </w:r>
-    </w:p>
-    <w:p>
-      <w:pPr>
-        <w:spacing w:after="60" w:before="180"/>
-      </w:pPr>
-      <w:r>
-        <w:rPr>
-          <w:rFonts w:ascii="Courier New" w:cs="Courier New" w:eastAsia="Courier New" w:hAnsi="Courier New"/>
-          <w:b/>
-          <w:bCs/>
-          <w:color w:val="1A1A1A"/>
-          <w:sz w:val="20"/>
-          <w:szCs w:val="20"/>
-        </w:rPr>
-        <w:t xml:space="preserve">THE PRICE CHECK: Multi-Cancer Early Detection Blood Test</w:t>
-      </w:r>
-    </w:p>
-    <w:p>
-      <w:pPr>
-        <w:spacing w:after="60" w:before="180"/>
-      </w:pPr>
-      <w:r>
-        <w:rPr>
-          <w:rFonts w:ascii="Courier New" w:cs="Courier New" w:eastAsia="Courier New" w:hAnsi="Courier New"/>
-          <w:b/>
-          <w:bCs/>
-          <w:color w:val="1A1A1A"/>
-          <w:sz w:val="20"/>
-          <w:szCs w:val="20"/>
-        </w:rPr>
-        <w:t xml:space="preserve">THE REGULATORY WATCH</w:t>
-      </w:r>
-    </w:p>
-    <w:p>
-      <w:pPr>
-        <w:spacing w:after="60" w:before="180"/>
-      </w:pPr>
-      <w:r>
-        <w:rPr>
-          <w:rFonts w:ascii="Courier New" w:cs="Courier New" w:eastAsia="Courier New" w:hAnsi="Courier New"/>
-          <w:b/>
-          <w:bCs/>
-          <w:color w:val="1A1A1A"/>
-          <w:sz w:val="20"/>
-          <w:szCs w:val="20"/>
-        </w:rPr>
-        <w:t xml:space="preserve">THIS WEEK IN LONGEVITY — quick hits</w:t>
-      </w:r>
-    </w:p>
-    <w:p>
-      <w:pPr>
         <w:pStyle w:val="ListParagraph"/>
         <w:numPr>
           <w:ilvl w:val="0"/>
@@ -1285,7 +1286,107 @@
           <w:sz w:val="21"/>
           <w:szCs w:val="21"/>
         </w:rPr>
-        <w:t xml:space="preserve">A 30-year study puts the strength-training “sweet spot” at 90–120 minutes per week — more wasn't associated with additional benefit</w:t>
+        <w:t xml:space="preserve">“One of Us” stories require explicit written consent for any identifying detail used, and stay to process/experience language, not clinical outcome claims — same compliant-testimonial standard already set for the main site</w:t>
+      </w:r>
+    </w:p>
+    <w:p>
+      <w:pPr>
+        <w:pStyle w:val="Heading1"/>
+        <w:pBdr>
+          <w:bottom w:val="single" w:color="1A1A1A" w:sz="6" w:space="4"/>
+        </w:pBdr>
+        <w:spacing w:after="200" w:before="400"/>
+      </w:pPr>
+      <w:r>
+        <w:rPr>
+          <w:rFonts w:ascii="Georgia" w:cs="Georgia" w:eastAsia="Georgia" w:hAnsi="Georgia"/>
+          <w:b/>
+          <w:bCs/>
+          <w:color w:val="1A1A1A"/>
+          <w:sz w:val="30"/>
+          <w:szCs w:val="30"/>
+        </w:rPr>
+        <w:t xml:space="preserve">6. Sample Issue #1 — Ready to Adapt</w:t>
+      </w:r>
+    </w:p>
+    <w:p>
+      <w:pPr>
+        <w:spacing w:after="60" w:before="180"/>
+      </w:pPr>
+      <w:r>
+        <w:rPr>
+          <w:rFonts w:ascii="Courier New" w:cs="Courier New" w:eastAsia="Courier New" w:hAnsi="Courier New"/>
+          <w:b/>
+          <w:bCs/>
+          <w:color w:val="1A1A1A"/>
+          <w:sz w:val="20"/>
+          <w:szCs w:val="20"/>
+        </w:rPr>
+        <w:t xml:space="preserve">OPENING — launch issue only</w:t>
+      </w:r>
+    </w:p>
+    <w:p>
+      <w:pPr>
+        <w:spacing w:after="60" w:before="180"/>
+      </w:pPr>
+      <w:r>
+        <w:rPr>
+          <w:rFonts w:ascii="Courier New" w:cs="Courier New" w:eastAsia="Courier New" w:hAnsi="Courier New"/>
+          <w:b/>
+          <w:bCs/>
+          <w:color w:val="1A1A1A"/>
+          <w:sz w:val="20"/>
+          <w:szCs w:val="20"/>
+        </w:rPr>
+        <w:t xml:space="preserve">THE VERDICT: Peptide Stacks (BPC-157 + TB-500)</w:t>
+      </w:r>
+    </w:p>
+    <w:p>
+      <w:pPr>
+        <w:spacing w:after="60" w:before="180"/>
+      </w:pPr>
+      <w:r>
+        <w:rPr>
+          <w:rFonts w:ascii="Courier New" w:cs="Courier New" w:eastAsia="Courier New" w:hAnsi="Courier New"/>
+          <w:b/>
+          <w:bCs/>
+          <w:color w:val="1A1A1A"/>
+          <w:sz w:val="20"/>
+          <w:szCs w:val="20"/>
+        </w:rPr>
+        <w:t xml:space="preserve">THE PRICE CHECK: Multi-Cancer Early Detection Blood Test</w:t>
+      </w:r>
+    </w:p>
+    <w:p>
+      <w:pPr>
+        <w:spacing w:after="60" w:before="180"/>
+      </w:pPr>
+      <w:r>
+        <w:rPr>
+          <w:rFonts w:ascii="Courier New" w:cs="Courier New" w:eastAsia="Courier New" w:hAnsi="Courier New"/>
+          <w:b/>
+          <w:bCs/>
+          <w:color w:val="1A1A1A"/>
+          <w:sz w:val="20"/>
+          <w:szCs w:val="20"/>
+        </w:rPr>
+        <w:t xml:space="preserve">THE REGULATORY WATCH</w:t>
+      </w:r>
+    </w:p>
+    <w:p>
+      <w:pPr>
+        <w:spacing w:after="60" w:before="180"/>
+      </w:pPr>
+      <w:r>
+        <w:rPr>
+          <w:rFonts w:ascii="Courier New" w:cs="Courier New" w:eastAsia="Courier New" w:hAnsi="Courier New"/>
+          <w:b/>
+          <w:bCs/>
+          <w:color w:val="1A1A1A"/>
+          <w:sz w:val="20"/>
+          <w:szCs w:val="20"/>
+        </w:rPr>
+        <w:t xml:space="preserve">THIS WEEK IN LONGEVITY — quick hits</w:t>
       </w:r>
     </w:p>
     <w:p>
@@ -1304,7 +1405,7 @@
           <w:sz w:val="21"/>
           <w:szCs w:val="21"/>
         </w:rPr>
-        <w:t xml:space="preserve">Senolytic compounds that clear only damaged, senescent cells are showing early promise in small human studies — still early, worth watching</w:t>
+        <w:t xml:space="preserve">A 30-year study puts the strength-training “sweet spot” at 90–120 minutes per week — more wasn't associated with additional benefit</w:t>
       </w:r>
     </w:p>
     <w:p>
@@ -1323,7 +1424,58 @@
           <w:sz w:val="21"/>
           <w:szCs w:val="21"/>
         </w:rPr>
+        <w:t xml:space="preserve">Senolytic compounds that clear only damaged, senescent cells are showing early promise in small human studies — still early, worth watching</w:t>
+      </w:r>
+    </w:p>
+    <w:p>
+      <w:pPr>
+        <w:pStyle w:val="ListParagraph"/>
+        <w:numPr>
+          <w:ilvl w:val="0"/>
+          <w:numId w:val="2"/>
+        </w:numPr>
+        <w:spacing w:after="80" w:line="280"/>
+      </w:pPr>
+      <w:r>
+        <w:rPr>
+          <w:rFonts w:ascii="Georgia" w:cs="Georgia" w:eastAsia="Georgia" w:hAnsi="Georgia"/>
+          <w:color w:val="1A1A1A"/>
+          <w:sz w:val="21"/>
+          <w:szCs w:val="21"/>
+        </w:rPr>
         <w:t xml:space="preserve">A new gene-therapy longevity residency opened in a jurisdiction with lighter regulatory oversight than the US or EU — a reminder that not every jurisdiction with fewer rules also has fewer safeguards worth trusting</w:t>
+      </w:r>
+    </w:p>
+    <w:p>
+      <w:pPr>
+        <w:spacing w:after="60" w:before="180"/>
+      </w:pPr>
+      <w:r>
+        <w:rPr>
+          <w:rFonts w:ascii="Courier New" w:cs="Courier New" w:eastAsia="Courier New" w:hAnsi="Courier New"/>
+          <w:b/>
+          <w:bCs/>
+          <w:color w:val="1A1A1A"/>
+          <w:sz w:val="20"/>
+          <w:szCs w:val="20"/>
+        </w:rPr>
+        <w:t xml:space="preserve">ONE OF US</w:t>
+      </w:r>
+    </w:p>
+    <w:p>
+      <w:pPr>
+        <w:spacing w:after="60" w:before="180"/>
+      </w:pPr>
+      <w:r>
+        <w:rPr>
+          <w:rFonts w:ascii="Courier New" w:cs="Courier New" w:eastAsia="Courier New" w:hAnsi="Courier New"/>
+          <w:b/>
+          <w:bCs/>
+          <w:color w:val="1A1A1A"/>
+          <w:sz w:val="20"/>
+          <w:szCs w:val="20"/>
+        </w:rPr>
+        <w:t xml:space="preserve">BRING THIS TO YOUR CIRCLE</w:t>
       </w:r>
     </w:p>
     <w:p>
